--- a/WebContent/docx/PD-L1检测报告-苏州市立医院.docx
+++ b/WebContent/docx/PD-L1检测报告-苏州市立医院.docx
@@ -4042,8 +4042,8 @@
                             <w:pStyle w:val="14"/>
                             <w:rPr>
                               <w:rFonts w:hint="default" w:ascii="Times New Roman" w:hAnsi="Times New Roman" w:cs="Times New Roman"/>
-                              <w:b/>
-                              <w:bCs/>
+                              <w:b w:val="0"/>
+                              <w:bCs w:val="0"/>
                               <w:sz w:val="21"/>
                               <w:szCs w:val="21"/>
                             </w:rPr>
@@ -4051,8 +4051,8 @@
                           <w:r>
                             <w:rPr>
                               <w:rFonts w:hint="default" w:ascii="Times New Roman" w:hAnsi="Times New Roman" w:cs="Times New Roman"/>
-                              <w:b/>
-                              <w:bCs/>
+                              <w:b w:val="0"/>
+                              <w:bCs w:val="0"/>
                               <w:sz w:val="21"/>
                               <w:szCs w:val="21"/>
                             </w:rPr>
@@ -4061,8 +4061,8 @@
                           <w:r>
                             <w:rPr>
                               <w:rFonts w:hint="default" w:ascii="Times New Roman" w:hAnsi="Times New Roman" w:cs="Times New Roman"/>
-                              <w:b/>
-                              <w:bCs/>
+                              <w:b w:val="0"/>
+                              <w:bCs w:val="0"/>
                               <w:sz w:val="21"/>
                               <w:szCs w:val="21"/>
                             </w:rPr>
@@ -4071,8 +4071,8 @@
                           <w:r>
                             <w:rPr>
                               <w:rFonts w:hint="default" w:ascii="Times New Roman" w:hAnsi="Times New Roman" w:cs="Times New Roman"/>
-                              <w:b/>
-                              <w:bCs/>
+                              <w:b w:val="0"/>
+                              <w:bCs w:val="0"/>
                               <w:sz w:val="21"/>
                               <w:szCs w:val="21"/>
                             </w:rPr>
@@ -4081,8 +4081,8 @@
                           <w:r>
                             <w:rPr>
                               <w:rFonts w:hint="default" w:ascii="Times New Roman" w:hAnsi="Times New Roman" w:cs="Times New Roman"/>
-                              <w:b/>
-                              <w:bCs/>
+                              <w:b w:val="0"/>
+                              <w:bCs w:val="0"/>
                               <w:sz w:val="21"/>
                               <w:szCs w:val="21"/>
                             </w:rPr>
@@ -4091,8 +4091,8 @@
                           <w:r>
                             <w:rPr>
                               <w:rFonts w:hint="default" w:ascii="Times New Roman" w:hAnsi="Times New Roman" w:cs="Times New Roman"/>
-                              <w:b/>
-                              <w:bCs/>
+                              <w:b w:val="0"/>
+                              <w:bCs w:val="0"/>
                               <w:sz w:val="21"/>
                               <w:szCs w:val="21"/>
                             </w:rPr>
@@ -4124,8 +4124,8 @@
                       <w:pStyle w:val="14"/>
                       <w:rPr>
                         <w:rFonts w:hint="default" w:ascii="Times New Roman" w:hAnsi="Times New Roman" w:cs="Times New Roman"/>
-                        <w:b/>
-                        <w:bCs/>
+                        <w:b w:val="0"/>
+                        <w:bCs w:val="0"/>
                         <w:sz w:val="21"/>
                         <w:szCs w:val="21"/>
                       </w:rPr>
@@ -4133,8 +4133,8 @@
                     <w:r>
                       <w:rPr>
                         <w:rFonts w:hint="default" w:ascii="Times New Roman" w:hAnsi="Times New Roman" w:cs="Times New Roman"/>
-                        <w:b/>
-                        <w:bCs/>
+                        <w:b w:val="0"/>
+                        <w:bCs w:val="0"/>
                         <w:sz w:val="21"/>
                         <w:szCs w:val="21"/>
                       </w:rPr>
@@ -4143,8 +4143,8 @@
                     <w:r>
                       <w:rPr>
                         <w:rFonts w:hint="default" w:ascii="Times New Roman" w:hAnsi="Times New Roman" w:cs="Times New Roman"/>
-                        <w:b/>
-                        <w:bCs/>
+                        <w:b w:val="0"/>
+                        <w:bCs w:val="0"/>
                         <w:sz w:val="21"/>
                         <w:szCs w:val="21"/>
                       </w:rPr>
@@ -4153,8 +4153,8 @@
                     <w:r>
                       <w:rPr>
                         <w:rFonts w:hint="default" w:ascii="Times New Roman" w:hAnsi="Times New Roman" w:cs="Times New Roman"/>
-                        <w:b/>
-                        <w:bCs/>
+                        <w:b w:val="0"/>
+                        <w:bCs w:val="0"/>
                         <w:sz w:val="21"/>
                         <w:szCs w:val="21"/>
                       </w:rPr>
@@ -4163,8 +4163,8 @@
                     <w:r>
                       <w:rPr>
                         <w:rFonts w:hint="default" w:ascii="Times New Roman" w:hAnsi="Times New Roman" w:cs="Times New Roman"/>
-                        <w:b/>
-                        <w:bCs/>
+                        <w:b w:val="0"/>
+                        <w:bCs w:val="0"/>
                         <w:sz w:val="21"/>
                         <w:szCs w:val="21"/>
                       </w:rPr>
@@ -4173,8 +4173,8 @@
                     <w:r>
                       <w:rPr>
                         <w:rFonts w:hint="default" w:ascii="Times New Roman" w:hAnsi="Times New Roman" w:cs="Times New Roman"/>
-                        <w:b/>
-                        <w:bCs/>
+                        <w:b w:val="0"/>
+                        <w:bCs w:val="0"/>
                         <w:sz w:val="21"/>
                         <w:szCs w:val="21"/>
                       </w:rPr>
@@ -8529,7 +8529,6 @@
   <customSectProps>
     <customSectPr/>
     <customSectPr/>
-    <customSectPr/>
   </customSectProps>
   <customShpExts>
     <customShpInfo spid="_x0000_s1026" textRotate="1"/>
